--- a/backend/data/attachments/compliance_related_party_3.docx
+++ b/backend/data/attachments/compliance_related_party_3.docx
@@ -41,7 +41,7 @@
     </w:p>
     <w:p>
       <w:r>
-        <w:t>本次检查共涉及48项检查要点，发现1项需改进事项，均为非重大问题。</w:t>
+        <w:t>本次检查共涉及14项检查要点，发现3项需改进事项，均为非重大问题。</w:t>
       </w:r>
     </w:p>
     <w:p>
